--- a/AI Use Declaration Form.docx
+++ b/AI Use Declaration Form.docx
@@ -634,14 +634,12 @@
                 <w:rFonts w:ascii="Times New Roman" w:hAnsi="Times New Roman" w:cs="Times New Roman"/>
               </w:rPr>
             </w:pPr>
-            <w:proofErr w:type="spellStart"/>
             <w:r>
               <w:rPr>
                 <w:rFonts w:ascii="Times New Roman" w:hAnsi="Times New Roman" w:cs="Times New Roman"/>
               </w:rPr>
               <w:t>ChatGpt</w:t>
             </w:r>
-            <w:proofErr w:type="spellEnd"/>
           </w:p>
         </w:tc>
         <w:tc>
@@ -1232,7 +1230,7 @@
               <w:rPr>
                 <w:rFonts w:ascii="Times New Roman" w:hAnsi="Times New Roman" w:cs="Times New Roman"/>
               </w:rPr>
-              <w:t>No</w:t>
+              <w:t>Yes</w:t>
             </w:r>
           </w:p>
         </w:tc>
@@ -1721,6 +1719,7 @@
       <w:r>
         <w:rPr>
           <w:rFonts w:ascii="Times New Roman" w:hAnsi="Times New Roman" w:cs="Times New Roman"/>
+          <w:noProof/>
         </w:rPr>
         <w:drawing>
           <wp:inline distT="0" distB="0" distL="0" distR="0" wp14:anchorId="5A7E4333" wp14:editId="38E4E554">
@@ -1771,6 +1770,7 @@
       <w:r>
         <w:rPr>
           <w:rFonts w:ascii="Times New Roman" w:hAnsi="Times New Roman" w:cs="Times New Roman"/>
+          <w:noProof/>
         </w:rPr>
         <w:lastRenderedPageBreak/>
         <w:drawing>
@@ -1933,7 +1933,7 @@
                                 </mc:Choice>
                                 <mc:Fallback>
                                   <w:pict>
-                                    <v:rect w14:anchorId="576EF08B" id="Rectangle 4" o:spid="_x0000_s1026" style="width:9.6pt;height:9.6pt;visibility:visible;mso-wrap-style:square;mso-left-percent:-10001;mso-top-percent:-10001;mso-position-horizontal:absolute;mso-position-horizontal-relative:char;mso-position-vertical:absolute;mso-position-vertical-relative:line;mso-left-percent:-10001;mso-top-percent:-10001;v-text-anchor:top" o:gfxdata="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" filled="f" stroked="f">
+                                    <v:rect w14:anchorId="01ACD2ED" id="Rectangle 4" o:spid="_x0000_s1026" style="width:9.6pt;height:9.6pt;visibility:visible;mso-wrap-style:square;mso-left-percent:-10001;mso-top-percent:-10001;mso-position-horizontal:absolute;mso-position-horizontal-relative:char;mso-position-vertical:absolute;mso-position-vertical-relative:line;mso-left-percent:-10001;mso-top-percent:-10001;v-text-anchor:top" o:gfxdata="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" filled="f" stroked="f">
                                       <o:lock v:ext="edit" aspectratio="t"/>
                                       <w10:anchorlock/>
                                     </v:rect>
@@ -2026,7 +2026,7 @@
                           </mc:Choice>
                           <mc:Fallback>
                             <w:pict>
-                              <v:rect w14:anchorId="0C4C4FE2" id="Rectangle 4" o:spid="_x0000_s1026" style="width:9.6pt;height:9.6pt;visibility:visible;mso-wrap-style:square;mso-left-percent:-10001;mso-top-percent:-10001;mso-position-horizontal:absolute;mso-position-horizontal-relative:char;mso-position-vertical:absolute;mso-position-vertical-relative:line;mso-left-percent:-10001;mso-top-percent:-10001;v-text-anchor:top" o:gfxdata="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" filled="f" stroked="f">
+                              <v:rect w14:anchorId="58A5C871" id="Rectangle 4" o:spid="_x0000_s1026" style="width:9.6pt;height:9.6pt;visibility:visible;mso-wrap-style:square;mso-left-percent:-10001;mso-top-percent:-10001;mso-position-horizontal:absolute;mso-position-horizontal-relative:char;mso-position-vertical:absolute;mso-position-vertical-relative:line;mso-left-percent:-10001;mso-top-percent:-10001;v-text-anchor:top" o:gfxdata="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" filled="f" stroked="f">
                                 <o:lock v:ext="edit" aspectratio="t"/>
                                 <w10:anchorlock/>
                               </v:rect>
@@ -2050,6 +2050,9 @@
         <w:t xml:space="preserve"> </w:t>
       </w:r>
       <w:r>
+        <w:rPr>
+          <w:noProof/>
+        </w:rPr>
         <w:drawing>
           <wp:inline distT="0" distB="0" distL="0" distR="0" wp14:anchorId="1E4FDB82" wp14:editId="64B45F03">
             <wp:extent cx="5943600" cy="3272790"/>
